--- a/test.docx
+++ b/test.docx
@@ -3,8 +3,6 @@
 <w:document xmlns:wpc="http://schemas.microsoft.com/office/word/2010/wordprocessingCanvas" xmlns:mc="http://schemas.openxmlformats.org/markup-compatibility/2006" xmlns:o="urn:schemas-microsoft-com:office:office" xmlns:r="http://schemas.openxmlformats.org/officeDocument/2006/relationships" xmlns:m="http://schemas.openxmlformats.org/officeDocument/2006/math" xmlns:v="urn:schemas-microsoft-com:vml" xmlns:wp14="http://schemas.microsoft.com/office/word/2010/wordprocessingDrawing" xmlns:wp="http://schemas.openxmlformats.org/drawingml/2006/wordprocessingDrawing" xmlns:w="http://schemas.openxmlformats.org/wordprocessingml/2006/main" xmlns:w14="http://schemas.microsoft.com/office/word/2010/wordml" xmlns:w10="urn:schemas-microsoft-com:office:word" xmlns:w15="http://schemas.microsoft.com/office/word/2012/wordml" xmlns:wpg="http://schemas.microsoft.com/office/word/2010/wordprocessingGroup" xmlns:wpi="http://schemas.microsoft.com/office/word/2010/wordprocessingInk" xmlns:wne="http://schemas.microsoft.com/office/word/2006/wordml" xmlns:wps="http://schemas.microsoft.com/office/word/2010/wordprocessingShape" xmlns:wpsCustomData="http://www.wps.cn/officeDocument/2013/wpsCustomData" mc:Ignorable="w14 w15 wp14">
   <w:body>
     <w:p>
-      <w:bookmarkStart w:id="0" w:name="_GoBack"/>
-      <w:bookmarkEnd w:id="0"/>
       <w:r>
         <w:rPr>
           <w:sz w:val="21"/>
@@ -81,6 +79,7 @@
           </mc:Fallback>
         </mc:AlternateContent>
       </w:r>
+      <w:bookmarkStart w:id="0" w:name="_GoBack"/>
       <w:r>
         <w:rPr>
           <w:sz w:val="21"/>
@@ -113,6 +112,9 @@
                         <a:prstGeom prst="rect">
                           <a:avLst/>
                         </a:prstGeom>
+                        <a:solidFill>
+                          <a:schemeClr val="tx1"/>
+                        </a:solidFill>
                         <a:ln>
                           <a:noFill/>
                         </a:ln>
@@ -144,7 +146,7 @@
           </mc:Choice>
           <mc:Fallback>
             <w:pict>
-              <v:rect id="_x0000_s1026" o:spid="_x0000_s1026" o:spt="1" style="position:absolute;left:0pt;margin-left:277.65pt;margin-top:-18.15pt;height:865.75pt;width:255.95pt;z-index:251660288;v-text-anchor:middle;mso-width-relative:page;mso-height-relative:page;" fillcolor="#4874CB [3204]" filled="t" stroked="f" coordsize="21600,21600" o:gfxdata="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">
+              <v:rect id="_x0000_s1026" o:spid="_x0000_s1026" o:spt="1" style="position:absolute;left:0pt;margin-left:277.65pt;margin-top:-18.15pt;height:865.75pt;width:255.95pt;z-index:251660288;v-text-anchor:middle;mso-width-relative:page;mso-height-relative:page;" fillcolor="#000000 [3213]" filled="t" stroked="f" coordsize="21600,21600" o:gfxdata="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">
                 <v:fill on="t" focussize="0,0"/>
                 <v:stroke on="f" weight="1pt" miterlimit="8" joinstyle="miter"/>
                 <v:imagedata o:title=""/>
@@ -154,6 +156,7 @@
           </mc:Fallback>
         </mc:AlternateContent>
       </w:r>
+      <w:bookmarkEnd w:id="0"/>
       <w:r>
         <w:rPr>
           <w:sz w:val="21"/>
@@ -186,6 +189,9 @@
                         <a:prstGeom prst="rect">
                           <a:avLst/>
                         </a:prstGeom>
+                        <a:solidFill>
+                          <a:schemeClr val="tx1"/>
+                        </a:solidFill>
                         <a:ln>
                           <a:noFill/>
                         </a:ln>
@@ -217,7 +223,7 @@
           </mc:Choice>
           <mc:Fallback>
             <w:pict>
-              <v:rect id="_x0000_s1026" o:spid="_x0000_s1026" o:spt="1" style="position:absolute;left:0pt;margin-left:-116.6pt;margin-top:-68.1pt;height:865.75pt;width:335.75pt;z-index:251659264;v-text-anchor:middle;mso-width-relative:page;mso-height-relative:page;" fillcolor="#4874CB [3204]" filled="t" stroked="f" coordsize="21600,21600" o:gfxdata="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">
+              <v:rect id="_x0000_s1026" o:spid="_x0000_s1026" o:spt="1" style="position:absolute;left:0pt;margin-left:-116.6pt;margin-top:-68.1pt;height:865.75pt;width:335.75pt;z-index:251659264;v-text-anchor:middle;mso-width-relative:page;mso-height-relative:page;" fillcolor="#000000 [3213]" filled="t" stroked="f" coordsize="21600,21600" o:gfxdata="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">
                 <v:fill on="t" focussize="0,0"/>
                 <v:stroke on="f" weight="1pt" miterlimit="8" joinstyle="miter"/>
                 <v:imagedata o:title=""/>
